--- a/java-thesis-checker/src/test/resources/figure_without_text.docx
+++ b/java-thesis-checker/src/test/resources/figure_without_text.docx
@@ -38,6 +38,7 @@
         </w:drawing>
       </w:r>
     </w:p>
+    <w:p/>
     <w:sectPr>
       <w:pgSz w:w="12240" w:h="15840"/>
       <w:pgMar w:top="1440" w:right="1800" w:bottom="1440" w:left="1800" w:header="720" w:footer="720" w:gutter="0"/>
